--- a/outputs/reports/Ministry_of_Coal_visual_infographic_2026.docx
+++ b/outputs/reports/Ministry_of_Coal_visual_infographic_2026.docx
@@ -74,7 +74,7 @@
           </w:tcPr>
           <w:p>
             <w:r>
-              <w:t>131,608.90 MT</w:t>
+              <w:t>768.19 MT</w:t>
             </w:r>
           </w:p>
         </w:tc>
@@ -97,7 +97,7 @@
           </w:tcPr>
           <w:p>
             <w:r>
-              <w:t>96.72%</w:t>
+              <w:t>96.17%</w:t>
             </w:r>
           </w:p>
         </w:tc>
@@ -122,7 +122,7 @@
           </w:tcPr>
           <w:p>
             <w:r>
-              <w:t>126,491.21 MT</w:t>
+              <w:t>753.50 MT</w:t>
             </w:r>
           </w:p>
         </w:tc>
@@ -145,7 +145,7 @@
           </w:tcPr>
           <w:p>
             <w:r>
-              <w:t>96.11%</w:t>
+              <w:t>98.09%</w:t>
             </w:r>
           </w:p>
         </w:tc>
@@ -170,7 +170,7 @@
           </w:tcPr>
           <w:p>
             <w:r>
-              <w:t>18 Collieries</w:t>
+              <w:t>295 Collieries</w:t>
             </w:r>
           </w:p>
         </w:tc>
@@ -209,7 +209,7 @@
     </w:p>
     <w:p>
       <w:r>
-        <w:t>Official synthesis compiled under the Aurora Vibrant Gradient specification. National coal production continues sustained expansion across active subsidiary basins. Aggregate extraction logged 131,608.90 MT against a planned benchmark of 136,067.70 MT.</w:t>
+        <w:t>Official synthesis compiled under the Aurora Vibrant Gradient specification. National coal production continues sustained expansion across active subsidiary basins. Aggregate extraction logged 768.19 MT against a planned benchmark of 798.80 MT.</w:t>
       </w:r>
     </w:p>
     <w:p>
@@ -345,7 +345,79 @@
           </w:tcPr>
           <w:p>
             <w:r>
-              <w:t>Gevra Expansion Mine</w:t>
+              <w:t>Mahanadi Coalfields Ltd (MCL)</w:t>
+            </w:r>
+          </w:p>
+        </w:tc>
+        <w:tc>
+          <w:tcPr>
+            <w:tcW w:type="dxa" w:w="1461"/>
+          </w:tcPr>
+          <w:p>
+            <w:r>
+              <w:t>Odisha</w:t>
+            </w:r>
+          </w:p>
+        </w:tc>
+        <w:tc>
+          <w:tcPr>
+            <w:tcW w:type="dxa" w:w="1461"/>
+          </w:tcPr>
+          <w:p>
+            <w:r>
+              <w:t>MCL</w:t>
+            </w:r>
+          </w:p>
+        </w:tc>
+        <w:tc>
+          <w:tcPr>
+            <w:tcW w:type="dxa" w:w="1461"/>
+          </w:tcPr>
+          <w:p>
+            <w:r>
+              <w:t>218.31</w:t>
+            </w:r>
+          </w:p>
+        </w:tc>
+        <w:tc>
+          <w:tcPr>
+            <w:tcW w:type="dxa" w:w="1461"/>
+          </w:tcPr>
+          <w:p>
+            <w:r>
+              <w:t>213.50</w:t>
+            </w:r>
+          </w:p>
+        </w:tc>
+        <w:tc>
+          <w:tcPr>
+            <w:tcW w:type="dxa" w:w="1461"/>
+          </w:tcPr>
+          <w:p>
+            <w:r>
+              <w:t>28.42%</w:t>
+            </w:r>
+          </w:p>
+        </w:tc>
+      </w:tr>
+      <w:tr>
+        <w:tc>
+          <w:tcPr>
+            <w:tcW w:type="dxa" w:w="1461"/>
+          </w:tcPr>
+          <w:p>
+            <w:r>
+              <w:t>2</w:t>
+            </w:r>
+          </w:p>
+        </w:tc>
+        <w:tc>
+          <w:tcPr>
+            <w:tcW w:type="dxa" w:w="1461"/>
+          </w:tcPr>
+          <w:p>
+            <w:r>
+              <w:t>South Eastern Coalfields Ltd (SECL)</w:t>
             </w:r>
           </w:p>
         </w:tc>
@@ -375,7 +447,7 @@
           </w:tcPr>
           <w:p>
             <w:r>
-              <w:t>15,265.48</w:t>
+              <w:t>176.29</w:t>
             </w:r>
           </w:p>
         </w:tc>
@@ -385,7 +457,7 @@
           </w:tcPr>
           <w:p>
             <w:r>
-              <w:t>14,890.20</w:t>
+              <w:t>172.80</w:t>
             </w:r>
           </w:p>
         </w:tc>
@@ -395,7 +467,7 @@
           </w:tcPr>
           <w:p>
             <w:r>
-              <w:t>11.41%</w:t>
+              <w:t>22.95%</w:t>
             </w:r>
           </w:p>
         </w:tc>
@@ -407,7 +479,7 @@
           </w:tcPr>
           <w:p>
             <w:r>
-              <w:t>2</w:t>
+              <w:t>3</w:t>
             </w:r>
           </w:p>
         </w:tc>
@@ -417,7 +489,439 @@
           </w:tcPr>
           <w:p>
             <w:r>
-              <w:t>Kusmunda Colliery</w:t>
+              <w:t>Northern Coalfields Ltd (NCL)</w:t>
+            </w:r>
+          </w:p>
+        </w:tc>
+        <w:tc>
+          <w:tcPr>
+            <w:tcW w:type="dxa" w:w="1461"/>
+          </w:tcPr>
+          <w:p>
+            <w:r>
+              <w:t>Madhya Pradesh</w:t>
+            </w:r>
+          </w:p>
+        </w:tc>
+        <w:tc>
+          <w:tcPr>
+            <w:tcW w:type="dxa" w:w="1461"/>
+          </w:tcPr>
+          <w:p>
+            <w:r>
+              <w:t>NCL</w:t>
+            </w:r>
+          </w:p>
+        </w:tc>
+        <w:tc>
+          <w:tcPr>
+            <w:tcW w:type="dxa" w:w="1461"/>
+          </w:tcPr>
+          <w:p>
+            <w:r>
+              <w:t>140.50</w:t>
+            </w:r>
+          </w:p>
+        </w:tc>
+        <w:tc>
+          <w:tcPr>
+            <w:tcW w:type="dxa" w:w="1461"/>
+          </w:tcPr>
+          <w:p>
+            <w:r>
+              <w:t>139.10</w:t>
+            </w:r>
+          </w:p>
+        </w:tc>
+        <w:tc>
+          <w:tcPr>
+            <w:tcW w:type="dxa" w:w="1461"/>
+          </w:tcPr>
+          <w:p>
+            <w:r>
+              <w:t>18.29%</w:t>
+            </w:r>
+          </w:p>
+        </w:tc>
+      </w:tr>
+      <w:tr>
+        <w:tc>
+          <w:tcPr>
+            <w:tcW w:type="dxa" w:w="1461"/>
+          </w:tcPr>
+          <w:p>
+            <w:r>
+              <w:t>4</w:t>
+            </w:r>
+          </w:p>
+        </w:tc>
+        <w:tc>
+          <w:tcPr>
+            <w:tcW w:type="dxa" w:w="1461"/>
+          </w:tcPr>
+          <w:p>
+            <w:r>
+              <w:t>Central Coalfields Ltd (CCL)</w:t>
+            </w:r>
+          </w:p>
+        </w:tc>
+        <w:tc>
+          <w:tcPr>
+            <w:tcW w:type="dxa" w:w="1461"/>
+          </w:tcPr>
+          <w:p>
+            <w:r>
+              <w:t>Jharkhand</w:t>
+            </w:r>
+          </w:p>
+        </w:tc>
+        <w:tc>
+          <w:tcPr>
+            <w:tcW w:type="dxa" w:w="1461"/>
+          </w:tcPr>
+          <w:p>
+            <w:r>
+              <w:t>CCL</w:t>
+            </w:r>
+          </w:p>
+        </w:tc>
+        <w:tc>
+          <w:tcPr>
+            <w:tcW w:type="dxa" w:w="1461"/>
+          </w:tcPr>
+          <w:p>
+            <w:r>
+              <w:t>82.26</w:t>
+            </w:r>
+          </w:p>
+        </w:tc>
+        <w:tc>
+          <w:tcPr>
+            <w:tcW w:type="dxa" w:w="1461"/>
+          </w:tcPr>
+          <w:p>
+            <w:r>
+              <w:t>80.40</w:t>
+            </w:r>
+          </w:p>
+        </w:tc>
+        <w:tc>
+          <w:tcPr>
+            <w:tcW w:type="dxa" w:w="1461"/>
+          </w:tcPr>
+          <w:p>
+            <w:r>
+              <w:t>10.71%</w:t>
+            </w:r>
+          </w:p>
+        </w:tc>
+      </w:tr>
+      <w:tr>
+        <w:tc>
+          <w:tcPr>
+            <w:tcW w:type="dxa" w:w="1461"/>
+          </w:tcPr>
+          <w:p>
+            <w:r>
+              <w:t>5</w:t>
+            </w:r>
+          </w:p>
+        </w:tc>
+        <w:tc>
+          <w:tcPr>
+            <w:tcW w:type="dxa" w:w="1461"/>
+          </w:tcPr>
+          <w:p>
+            <w:r>
+              <w:t>Western Coalfields Ltd (WCL)</w:t>
+            </w:r>
+          </w:p>
+        </w:tc>
+        <w:tc>
+          <w:tcPr>
+            <w:tcW w:type="dxa" w:w="1461"/>
+          </w:tcPr>
+          <w:p>
+            <w:r>
+              <w:t>Maharashtra</w:t>
+            </w:r>
+          </w:p>
+        </w:tc>
+        <w:tc>
+          <w:tcPr>
+            <w:tcW w:type="dxa" w:w="1461"/>
+          </w:tcPr>
+          <w:p>
+            <w:r>
+              <w:t>WCL</w:t>
+            </w:r>
+          </w:p>
+        </w:tc>
+        <w:tc>
+          <w:tcPr>
+            <w:tcW w:type="dxa" w:w="1461"/>
+          </w:tcPr>
+          <w:p>
+            <w:r>
+              <w:t>68.03</w:t>
+            </w:r>
+          </w:p>
+        </w:tc>
+        <w:tc>
+          <w:tcPr>
+            <w:tcW w:type="dxa" w:w="1461"/>
+          </w:tcPr>
+          <w:p>
+            <w:r>
+              <w:t>66.80</w:t>
+            </w:r>
+          </w:p>
+        </w:tc>
+        <w:tc>
+          <w:tcPr>
+            <w:tcW w:type="dxa" w:w="1461"/>
+          </w:tcPr>
+          <w:p>
+            <w:r>
+              <w:t>8.86%</w:t>
+            </w:r>
+          </w:p>
+        </w:tc>
+      </w:tr>
+      <w:tr>
+        <w:tc>
+          <w:tcPr>
+            <w:tcW w:type="dxa" w:w="1461"/>
+          </w:tcPr>
+          <w:p>
+            <w:r>
+              <w:t>6</w:t>
+            </w:r>
+          </w:p>
+        </w:tc>
+        <w:tc>
+          <w:tcPr>
+            <w:tcW w:type="dxa" w:w="1461"/>
+          </w:tcPr>
+          <w:p>
+            <w:r>
+              <w:t>Eastern Coalfields Ltd (ECL)</w:t>
+            </w:r>
+          </w:p>
+        </w:tc>
+        <w:tc>
+          <w:tcPr>
+            <w:tcW w:type="dxa" w:w="1461"/>
+          </w:tcPr>
+          <w:p>
+            <w:r>
+              <w:t>West Bengal</w:t>
+            </w:r>
+          </w:p>
+        </w:tc>
+        <w:tc>
+          <w:tcPr>
+            <w:tcW w:type="dxa" w:w="1461"/>
+          </w:tcPr>
+          <w:p>
+            <w:r>
+              <w:t>ECL</w:t>
+            </w:r>
+          </w:p>
+        </w:tc>
+        <w:tc>
+          <w:tcPr>
+            <w:tcW w:type="dxa" w:w="1461"/>
+          </w:tcPr>
+          <w:p>
+            <w:r>
+              <w:t>52.08</w:t>
+            </w:r>
+          </w:p>
+        </w:tc>
+        <w:tc>
+          <w:tcPr>
+            <w:tcW w:type="dxa" w:w="1461"/>
+          </w:tcPr>
+          <w:p>
+            <w:r>
+              <w:t>50.90</w:t>
+            </w:r>
+          </w:p>
+        </w:tc>
+        <w:tc>
+          <w:tcPr>
+            <w:tcW w:type="dxa" w:w="1461"/>
+          </w:tcPr>
+          <w:p>
+            <w:r>
+              <w:t>6.78%</w:t>
+            </w:r>
+          </w:p>
+        </w:tc>
+      </w:tr>
+      <w:tr>
+        <w:tc>
+          <w:tcPr>
+            <w:tcW w:type="dxa" w:w="1461"/>
+          </w:tcPr>
+          <w:p>
+            <w:r>
+              <w:t>7</w:t>
+            </w:r>
+          </w:p>
+        </w:tc>
+        <w:tc>
+          <w:tcPr>
+            <w:tcW w:type="dxa" w:w="1461"/>
+          </w:tcPr>
+          <w:p>
+            <w:r>
+              <w:t>Bharat Coking Coal Ltd (BCCL)</w:t>
+            </w:r>
+          </w:p>
+        </w:tc>
+        <w:tc>
+          <w:tcPr>
+            <w:tcW w:type="dxa" w:w="1461"/>
+          </w:tcPr>
+          <w:p>
+            <w:r>
+              <w:t>Jharkhand</w:t>
+            </w:r>
+          </w:p>
+        </w:tc>
+        <w:tc>
+          <w:tcPr>
+            <w:tcW w:type="dxa" w:w="1461"/>
+          </w:tcPr>
+          <w:p>
+            <w:r>
+              <w:t>BCCL</w:t>
+            </w:r>
+          </w:p>
+        </w:tc>
+        <w:tc>
+          <w:tcPr>
+            <w:tcW w:type="dxa" w:w="1461"/>
+          </w:tcPr>
+          <w:p>
+            <w:r>
+              <w:t>35.52</w:t>
+            </w:r>
+          </w:p>
+        </w:tc>
+        <w:tc>
+          <w:tcPr>
+            <w:tcW w:type="dxa" w:w="1461"/>
+          </w:tcPr>
+          <w:p>
+            <w:r>
+              <w:t>34.80</w:t>
+            </w:r>
+          </w:p>
+        </w:tc>
+        <w:tc>
+          <w:tcPr>
+            <w:tcW w:type="dxa" w:w="1461"/>
+          </w:tcPr>
+          <w:p>
+            <w:r>
+              <w:t>4.62%</w:t>
+            </w:r>
+          </w:p>
+        </w:tc>
+      </w:tr>
+      <w:tr>
+        <w:tc>
+          <w:tcPr>
+            <w:tcW w:type="dxa" w:w="1461"/>
+          </w:tcPr>
+          <w:p>
+            <w:r>
+              <w:t>8</w:t>
+            </w:r>
+          </w:p>
+        </w:tc>
+        <w:tc>
+          <w:tcPr>
+            <w:tcW w:type="dxa" w:w="1461"/>
+          </w:tcPr>
+          <w:p>
+            <w:r>
+              <w:t>North Eastern Coalfields (NEC)</w:t>
+            </w:r>
+          </w:p>
+        </w:tc>
+        <w:tc>
+          <w:tcPr>
+            <w:tcW w:type="dxa" w:w="1461"/>
+          </w:tcPr>
+          <w:p>
+            <w:r>
+              <w:t>Assam</w:t>
+            </w:r>
+          </w:p>
+        </w:tc>
+        <w:tc>
+          <w:tcPr>
+            <w:tcW w:type="dxa" w:w="1461"/>
+          </w:tcPr>
+          <w:p>
+            <w:r>
+              <w:t>NEC</w:t>
+            </w:r>
+          </w:p>
+        </w:tc>
+        <w:tc>
+          <w:tcPr>
+            <w:tcW w:type="dxa" w:w="1461"/>
+          </w:tcPr>
+          <w:p>
+            <w:r>
+              <w:t>0.20</w:t>
+            </w:r>
+          </w:p>
+        </w:tc>
+        <w:tc>
+          <w:tcPr>
+            <w:tcW w:type="dxa" w:w="1461"/>
+          </w:tcPr>
+          <w:p>
+            <w:r>
+              <w:t>0.20</w:t>
+            </w:r>
+          </w:p>
+        </w:tc>
+        <w:tc>
+          <w:tcPr>
+            <w:tcW w:type="dxa" w:w="1461"/>
+          </w:tcPr>
+          <w:p>
+            <w:r>
+              <w:t>0.03%</w:t>
+            </w:r>
+          </w:p>
+        </w:tc>
+      </w:tr>
+      <w:tr>
+        <w:tc>
+          <w:tcPr>
+            <w:tcW w:type="dxa" w:w="1461"/>
+          </w:tcPr>
+          <w:p>
+            <w:r>
+              <w:t>9</w:t>
+            </w:r>
+          </w:p>
+        </w:tc>
+        <w:tc>
+          <w:tcPr>
+            <w:tcW w:type="dxa" w:w="1461"/>
+          </w:tcPr>
+          <w:p>
+            <w:r>
+              <w:t>Gevra Mega Expansion (SECL)</w:t>
             </w:r>
           </w:p>
         </w:tc>
@@ -447,7 +951,7 @@
           </w:tcPr>
           <w:p>
             <w:r>
-              <w:t>13,842.10</w:t>
+              <w:t>59.20</w:t>
             </w:r>
           </w:p>
         </w:tc>
@@ -457,7 +961,7 @@
           </w:tcPr>
           <w:p>
             <w:r>
-              <w:t>13,210.50</w:t>
+              <w:t>58.10</w:t>
             </w:r>
           </w:p>
         </w:tc>
@@ -467,7 +971,7 @@
           </w:tcPr>
           <w:p>
             <w:r>
-              <w:t>10.35%</w:t>
+              <w:t>7.71%</w:t>
             </w:r>
           </w:p>
         </w:tc>
@@ -479,7 +983,7 @@
           </w:tcPr>
           <w:p>
             <w:r>
-              <w:t>3</w:t>
+              <w:t>10</w:t>
             </w:r>
           </w:p>
         </w:tc>
@@ -489,7 +993,7 @@
           </w:tcPr>
           <w:p>
             <w:r>
-              <w:t>Dipka Project</w:t>
+              <w:t>Kusmunda OCP (SECL)</w:t>
             </w:r>
           </w:p>
         </w:tc>
@@ -519,7 +1023,7 @@
           </w:tcPr>
           <w:p>
             <w:r>
-              <w:t>12,190.50</w:t>
+              <w:t>50.10</w:t>
             </w:r>
           </w:p>
         </w:tc>
@@ -529,7 +1033,7 @@
           </w:tcPr>
           <w:p>
             <w:r>
-              <w:t>11,950.00</w:t>
+              <w:t>49.30</w:t>
             </w:r>
           </w:p>
         </w:tc>
@@ -539,7 +1043,7 @@
           </w:tcPr>
           <w:p>
             <w:r>
-              <w:t>9.11%</w:t>
+              <w:t>6.52%</w:t>
             </w:r>
           </w:p>
         </w:tc>
@@ -551,7 +1055,7 @@
           </w:tcPr>
           <w:p>
             <w:r>
-              <w:t>4</w:t>
+              <w:t>11</w:t>
             </w:r>
           </w:p>
         </w:tc>
@@ -561,7 +1065,79 @@
           </w:tcPr>
           <w:p>
             <w:r>
-              <w:t>Bhubaneswari OCP</w:t>
+              <w:t>Dipka Project (SECL)</w:t>
+            </w:r>
+          </w:p>
+        </w:tc>
+        <w:tc>
+          <w:tcPr>
+            <w:tcW w:type="dxa" w:w="1461"/>
+          </w:tcPr>
+          <w:p>
+            <w:r>
+              <w:t>Chhattisgarh</w:t>
+            </w:r>
+          </w:p>
+        </w:tc>
+        <w:tc>
+          <w:tcPr>
+            <w:tcW w:type="dxa" w:w="1461"/>
+          </w:tcPr>
+          <w:p>
+            <w:r>
+              <w:t>SECL</w:t>
+            </w:r>
+          </w:p>
+        </w:tc>
+        <w:tc>
+          <w:tcPr>
+            <w:tcW w:type="dxa" w:w="1461"/>
+          </w:tcPr>
+          <w:p>
+            <w:r>
+              <w:t>40.00</w:t>
+            </w:r>
+          </w:p>
+        </w:tc>
+        <w:tc>
+          <w:tcPr>
+            <w:tcW w:type="dxa" w:w="1461"/>
+          </w:tcPr>
+          <w:p>
+            <w:r>
+              <w:t>39.20</w:t>
+            </w:r>
+          </w:p>
+        </w:tc>
+        <w:tc>
+          <w:tcPr>
+            <w:tcW w:type="dxa" w:w="1461"/>
+          </w:tcPr>
+          <w:p>
+            <w:r>
+              <w:t>5.21%</w:t>
+            </w:r>
+          </w:p>
+        </w:tc>
+      </w:tr>
+      <w:tr>
+        <w:tc>
+          <w:tcPr>
+            <w:tcW w:type="dxa" w:w="1461"/>
+          </w:tcPr>
+          <w:p>
+            <w:r>
+              <w:t>12</w:t>
+            </w:r>
+          </w:p>
+        </w:tc>
+        <w:tc>
+          <w:tcPr>
+            <w:tcW w:type="dxa" w:w="1461"/>
+          </w:tcPr>
+          <w:p>
+            <w:r>
+              <w:t>Bhubaneswari OCP (MCL)</w:t>
             </w:r>
           </w:p>
         </w:tc>
@@ -591,7 +1167,7 @@
           </w:tcPr>
           <w:p>
             <w:r>
-              <w:t>11,450.20</w:t>
+              <w:t>35.00</w:t>
             </w:r>
           </w:p>
         </w:tc>
@@ -601,7 +1177,7 @@
           </w:tcPr>
           <w:p>
             <w:r>
-              <w:t>10,980.40</w:t>
+              <w:t>34.20</w:t>
             </w:r>
           </w:p>
         </w:tc>
@@ -611,7 +1187,7 @@
           </w:tcPr>
           <w:p>
             <w:r>
-              <w:t>8.56%</w:t>
+              <w:t>4.56%</w:t>
             </w:r>
           </w:p>
         </w:tc>
@@ -623,7 +1199,7 @@
           </w:tcPr>
           <w:p>
             <w:r>
-              <w:t>5</w:t>
+              <w:t>13</w:t>
             </w:r>
           </w:p>
         </w:tc>
@@ -633,151 +1209,7 @@
           </w:tcPr>
           <w:p>
             <w:r>
-              <w:t>Lakhanpur Mine</w:t>
-            </w:r>
-          </w:p>
-        </w:tc>
-        <w:tc>
-          <w:tcPr>
-            <w:tcW w:type="dxa" w:w="1461"/>
-          </w:tcPr>
-          <w:p>
-            <w:r>
-              <w:t>Odisha</w:t>
-            </w:r>
-          </w:p>
-        </w:tc>
-        <w:tc>
-          <w:tcPr>
-            <w:tcW w:type="dxa" w:w="1461"/>
-          </w:tcPr>
-          <w:p>
-            <w:r>
-              <w:t>MCL</w:t>
-            </w:r>
-          </w:p>
-        </w:tc>
-        <w:tc>
-          <w:tcPr>
-            <w:tcW w:type="dxa" w:w="1461"/>
-          </w:tcPr>
-          <w:p>
-            <w:r>
-              <w:t>10,320.00</w:t>
-            </w:r>
-          </w:p>
-        </w:tc>
-        <w:tc>
-          <w:tcPr>
-            <w:tcW w:type="dxa" w:w="1461"/>
-          </w:tcPr>
-          <w:p>
-            <w:r>
-              <w:t>9,890.00</w:t>
-            </w:r>
-          </w:p>
-        </w:tc>
-        <w:tc>
-          <w:tcPr>
-            <w:tcW w:type="dxa" w:w="1461"/>
-          </w:tcPr>
-          <w:p>
-            <w:r>
-              <w:t>7.71%</w:t>
-            </w:r>
-          </w:p>
-        </w:tc>
-      </w:tr>
-      <w:tr>
-        <w:tc>
-          <w:tcPr>
-            <w:tcW w:type="dxa" w:w="1461"/>
-          </w:tcPr>
-          <w:p>
-            <w:r>
-              <w:t>6</w:t>
-            </w:r>
-          </w:p>
-        </w:tc>
-        <w:tc>
-          <w:tcPr>
-            <w:tcW w:type="dxa" w:w="1461"/>
-          </w:tcPr>
-          <w:p>
-            <w:r>
-              <w:t>Belpahar OCP</w:t>
-            </w:r>
-          </w:p>
-        </w:tc>
-        <w:tc>
-          <w:tcPr>
-            <w:tcW w:type="dxa" w:w="1461"/>
-          </w:tcPr>
-          <w:p>
-            <w:r>
-              <w:t>Odisha</w:t>
-            </w:r>
-          </w:p>
-        </w:tc>
-        <w:tc>
-          <w:tcPr>
-            <w:tcW w:type="dxa" w:w="1461"/>
-          </w:tcPr>
-          <w:p>
-            <w:r>
-              <w:t>MCL</w:t>
-            </w:r>
-          </w:p>
-        </w:tc>
-        <w:tc>
-          <w:tcPr>
-            <w:tcW w:type="dxa" w:w="1461"/>
-          </w:tcPr>
-          <w:p>
-            <w:r>
-              <w:t>9,840.15</w:t>
-            </w:r>
-          </w:p>
-        </w:tc>
-        <w:tc>
-          <w:tcPr>
-            <w:tcW w:type="dxa" w:w="1461"/>
-          </w:tcPr>
-          <w:p>
-            <w:r>
-              <w:t>9,410.20</w:t>
-            </w:r>
-          </w:p>
-        </w:tc>
-        <w:tc>
-          <w:tcPr>
-            <w:tcW w:type="dxa" w:w="1461"/>
-          </w:tcPr>
-          <w:p>
-            <w:r>
-              <w:t>7.36%</w:t>
-            </w:r>
-          </w:p>
-        </w:tc>
-      </w:tr>
-      <w:tr>
-        <w:tc>
-          <w:tcPr>
-            <w:tcW w:type="dxa" w:w="1461"/>
-          </w:tcPr>
-          <w:p>
-            <w:r>
-              <w:t>7</w:t>
-            </w:r>
-          </w:p>
-        </w:tc>
-        <w:tc>
-          <w:tcPr>
-            <w:tcW w:type="dxa" w:w="1461"/>
-          </w:tcPr>
-          <w:p>
-            <w:r>
-              <w:t>Jayant Colliery</w:t>
+              <w:t>Jayant Colliery (NCL)</w:t>
             </w:r>
           </w:p>
         </w:tc>
@@ -807,7 +1239,7 @@
           </w:tcPr>
           <w:p>
             <w:r>
-              <w:t>9,410.80</w:t>
+              <w:t>25.00</w:t>
             </w:r>
           </w:p>
         </w:tc>
@@ -817,7 +1249,7 @@
           </w:tcPr>
           <w:p>
             <w:r>
-              <w:t>9,020.10</w:t>
+              <w:t>24.80</w:t>
             </w:r>
           </w:p>
         </w:tc>
@@ -827,7 +1259,7 @@
           </w:tcPr>
           <w:p>
             <w:r>
-              <w:t>7.03%</w:t>
+              <w:t>3.25%</w:t>
             </w:r>
           </w:p>
         </w:tc>
@@ -839,7 +1271,7 @@
           </w:tcPr>
           <w:p>
             <w:r>
-              <w:t>8</w:t>
+              <w:t>14</w:t>
             </w:r>
           </w:p>
         </w:tc>
@@ -849,7 +1281,7 @@
           </w:tcPr>
           <w:p>
             <w:r>
-              <w:t>Dudhichua Project</w:t>
+              <w:t>Nigahi Project (NCL)</w:t>
             </w:r>
           </w:p>
         </w:tc>
@@ -879,7 +1311,7 @@
           </w:tcPr>
           <w:p>
             <w:r>
-              <w:t>8,920.60</w:t>
+              <w:t>23.50</w:t>
             </w:r>
           </w:p>
         </w:tc>
@@ -889,7 +1321,7 @@
           </w:tcPr>
           <w:p>
             <w:r>
-              <w:t>8,550.00</w:t>
+              <w:t>23.10</w:t>
             </w:r>
           </w:p>
         </w:tc>
@@ -899,7 +1331,7 @@
           </w:tcPr>
           <w:p>
             <w:r>
-              <w:t>6.67%</w:t>
+              <w:t>3.06%</w:t>
             </w:r>
           </w:p>
         </w:tc>
@@ -911,7 +1343,7 @@
           </w:tcPr>
           <w:p>
             <w:r>
-              <w:t>9</w:t>
+              <w:t>15</w:t>
             </w:r>
           </w:p>
         </w:tc>
@@ -921,7 +1353,7 @@
           </w:tcPr>
           <w:p>
             <w:r>
-              <w:t>Nigahi Mine</w:t>
+              <w:t>Dudhichua Project (NCL)</w:t>
             </w:r>
           </w:p>
         </w:tc>
@@ -951,7 +1383,7 @@
           </w:tcPr>
           <w:p>
             <w:r>
-              <w:t>8,450.30</w:t>
+              <w:t>22.00</w:t>
             </w:r>
           </w:p>
         </w:tc>
@@ -961,7 +1393,7 @@
           </w:tcPr>
           <w:p>
             <w:r>
-              <w:t>8,100.20</w:t>
+              <w:t>21.60</w:t>
             </w:r>
           </w:p>
         </w:tc>
@@ -971,439 +1403,7 @@
           </w:tcPr>
           <w:p>
             <w:r>
-              <w:t>6.32%</w:t>
-            </w:r>
-          </w:p>
-        </w:tc>
-      </w:tr>
-      <w:tr>
-        <w:tc>
-          <w:tcPr>
-            <w:tcW w:type="dxa" w:w="1461"/>
-          </w:tcPr>
-          <w:p>
-            <w:r>
-              <w:t>10</w:t>
-            </w:r>
-          </w:p>
-        </w:tc>
-        <w:tc>
-          <w:tcPr>
-            <w:tcW w:type="dxa" w:w="1461"/>
-          </w:tcPr>
-          <w:p>
-            <w:r>
-              <w:t>Amlohri Colliery</w:t>
-            </w:r>
-          </w:p>
-        </w:tc>
-        <w:tc>
-          <w:tcPr>
-            <w:tcW w:type="dxa" w:w="1461"/>
-          </w:tcPr>
-          <w:p>
-            <w:r>
-              <w:t>Madhya Pradesh</w:t>
-            </w:r>
-          </w:p>
-        </w:tc>
-        <w:tc>
-          <w:tcPr>
-            <w:tcW w:type="dxa" w:w="1461"/>
-          </w:tcPr>
-          <w:p>
-            <w:r>
-              <w:t>NCL</w:t>
-            </w:r>
-          </w:p>
-        </w:tc>
-        <w:tc>
-          <w:tcPr>
-            <w:tcW w:type="dxa" w:w="1461"/>
-          </w:tcPr>
-          <w:p>
-            <w:r>
-              <w:t>7,980.40</w:t>
-            </w:r>
-          </w:p>
-        </w:tc>
-        <w:tc>
-          <w:tcPr>
-            <w:tcW w:type="dxa" w:w="1461"/>
-          </w:tcPr>
-          <w:p>
-            <w:r>
-              <w:t>7,650.00</w:t>
-            </w:r>
-          </w:p>
-        </w:tc>
-        <w:tc>
-          <w:tcPr>
-            <w:tcW w:type="dxa" w:w="1461"/>
-          </w:tcPr>
-          <w:p>
-            <w:r>
-              <w:t>5.97%</w:t>
-            </w:r>
-          </w:p>
-        </w:tc>
-      </w:tr>
-      <w:tr>
-        <w:tc>
-          <w:tcPr>
-            <w:tcW w:type="dxa" w:w="1461"/>
-          </w:tcPr>
-          <w:p>
-            <w:r>
-              <w:t>11</w:t>
-            </w:r>
-          </w:p>
-        </w:tc>
-        <w:tc>
-          <w:tcPr>
-            <w:tcW w:type="dxa" w:w="1461"/>
-          </w:tcPr>
-          <w:p>
-            <w:r>
-              <w:t>Rajmahal OCP</w:t>
-            </w:r>
-          </w:p>
-        </w:tc>
-        <w:tc>
-          <w:tcPr>
-            <w:tcW w:type="dxa" w:w="1461"/>
-          </w:tcPr>
-          <w:p>
-            <w:r>
-              <w:t>Jharkhand</w:t>
-            </w:r>
-          </w:p>
-        </w:tc>
-        <w:tc>
-          <w:tcPr>
-            <w:tcW w:type="dxa" w:w="1461"/>
-          </w:tcPr>
-          <w:p>
-            <w:r>
-              <w:t>ECL</w:t>
-            </w:r>
-          </w:p>
-        </w:tc>
-        <w:tc>
-          <w:tcPr>
-            <w:tcW w:type="dxa" w:w="1461"/>
-          </w:tcPr>
-          <w:p>
-            <w:r>
-              <w:t>7,120.50</w:t>
-            </w:r>
-          </w:p>
-        </w:tc>
-        <w:tc>
-          <w:tcPr>
-            <w:tcW w:type="dxa" w:w="1461"/>
-          </w:tcPr>
-          <w:p>
-            <w:r>
-              <w:t>6,890.30</w:t>
-            </w:r>
-          </w:p>
-        </w:tc>
-        <w:tc>
-          <w:tcPr>
-            <w:tcW w:type="dxa" w:w="1461"/>
-          </w:tcPr>
-          <w:p>
-            <w:r>
-              <w:t>5.32%</w:t>
-            </w:r>
-          </w:p>
-        </w:tc>
-      </w:tr>
-      <w:tr>
-        <w:tc>
-          <w:tcPr>
-            <w:tcW w:type="dxa" w:w="1461"/>
-          </w:tcPr>
-          <w:p>
-            <w:r>
-              <w:t>12</w:t>
-            </w:r>
-          </w:p>
-        </w:tc>
-        <w:tc>
-          <w:tcPr>
-            <w:tcW w:type="dxa" w:w="1461"/>
-          </w:tcPr>
-          <w:p>
-            <w:r>
-              <w:t>Piprawar Project</w:t>
-            </w:r>
-          </w:p>
-        </w:tc>
-        <w:tc>
-          <w:tcPr>
-            <w:tcW w:type="dxa" w:w="1461"/>
-          </w:tcPr>
-          <w:p>
-            <w:r>
-              <w:t>Jharkhand</w:t>
-            </w:r>
-          </w:p>
-        </w:tc>
-        <w:tc>
-          <w:tcPr>
-            <w:tcW w:type="dxa" w:w="1461"/>
-          </w:tcPr>
-          <w:p>
-            <w:r>
-              <w:t>CCL</w:t>
-            </w:r>
-          </w:p>
-        </w:tc>
-        <w:tc>
-          <w:tcPr>
-            <w:tcW w:type="dxa" w:w="1461"/>
-          </w:tcPr>
-          <w:p>
-            <w:r>
-              <w:t>6,450.20</w:t>
-            </w:r>
-          </w:p>
-        </w:tc>
-        <w:tc>
-          <w:tcPr>
-            <w:tcW w:type="dxa" w:w="1461"/>
-          </w:tcPr>
-          <w:p>
-            <w:r>
-              <w:t>6,100.00</w:t>
-            </w:r>
-          </w:p>
-        </w:tc>
-        <w:tc>
-          <w:tcPr>
-            <w:tcW w:type="dxa" w:w="1461"/>
-          </w:tcPr>
-          <w:p>
-            <w:r>
-              <w:t>4.82%</w:t>
-            </w:r>
-          </w:p>
-        </w:tc>
-      </w:tr>
-      <w:tr>
-        <w:tc>
-          <w:tcPr>
-            <w:tcW w:type="dxa" w:w="1461"/>
-          </w:tcPr>
-          <w:p>
-            <w:r>
-              <w:t>13</w:t>
-            </w:r>
-          </w:p>
-        </w:tc>
-        <w:tc>
-          <w:tcPr>
-            <w:tcW w:type="dxa" w:w="1461"/>
-          </w:tcPr>
-          <w:p>
-            <w:r>
-              <w:t>Ashoka Colliery</w:t>
-            </w:r>
-          </w:p>
-        </w:tc>
-        <w:tc>
-          <w:tcPr>
-            <w:tcW w:type="dxa" w:w="1461"/>
-          </w:tcPr>
-          <w:p>
-            <w:r>
-              <w:t>Jharkhand</w:t>
-            </w:r>
-          </w:p>
-        </w:tc>
-        <w:tc>
-          <w:tcPr>
-            <w:tcW w:type="dxa" w:w="1461"/>
-          </w:tcPr>
-          <w:p>
-            <w:r>
-              <w:t>CCL</w:t>
-            </w:r>
-          </w:p>
-        </w:tc>
-        <w:tc>
-          <w:tcPr>
-            <w:tcW w:type="dxa" w:w="1461"/>
-          </w:tcPr>
-          <w:p>
-            <w:r>
-              <w:t>4,980.10</w:t>
-            </w:r>
-          </w:p>
-        </w:tc>
-        <w:tc>
-          <w:tcPr>
-            <w:tcW w:type="dxa" w:w="1461"/>
-          </w:tcPr>
-          <w:p>
-            <w:r>
-              <w:t>4,720.50</w:t>
-            </w:r>
-          </w:p>
-        </w:tc>
-        <w:tc>
-          <w:tcPr>
-            <w:tcW w:type="dxa" w:w="1461"/>
-          </w:tcPr>
-          <w:p>
-            <w:r>
-              <w:t>3.72%</w:t>
-            </w:r>
-          </w:p>
-        </w:tc>
-      </w:tr>
-      <w:tr>
-        <w:tc>
-          <w:tcPr>
-            <w:tcW w:type="dxa" w:w="1461"/>
-          </w:tcPr>
-          <w:p>
-            <w:r>
-              <w:t>14</w:t>
-            </w:r>
-          </w:p>
-        </w:tc>
-        <w:tc>
-          <w:tcPr>
-            <w:tcW w:type="dxa" w:w="1461"/>
-          </w:tcPr>
-          <w:p>
-            <w:r>
-              <w:t>Kalyaneshwari UG</w:t>
-            </w:r>
-          </w:p>
-        </w:tc>
-        <w:tc>
-          <w:tcPr>
-            <w:tcW w:type="dxa" w:w="1461"/>
-          </w:tcPr>
-          <w:p>
-            <w:r>
-              <w:t>Jharkhand</w:t>
-            </w:r>
-          </w:p>
-        </w:tc>
-        <w:tc>
-          <w:tcPr>
-            <w:tcW w:type="dxa" w:w="1461"/>
-          </w:tcPr>
-          <w:p>
-            <w:r>
-              <w:t>BCCL</w:t>
-            </w:r>
-          </w:p>
-        </w:tc>
-        <w:tc>
-          <w:tcPr>
-            <w:tcW w:type="dxa" w:w="1461"/>
-          </w:tcPr>
-          <w:p>
-            <w:r>
-              <w:t>1,240.30</w:t>
-            </w:r>
-          </w:p>
-        </w:tc>
-        <w:tc>
-          <w:tcPr>
-            <w:tcW w:type="dxa" w:w="1461"/>
-          </w:tcPr>
-          <w:p>
-            <w:r>
-              <w:t>1,190.00</w:t>
-            </w:r>
-          </w:p>
-        </w:tc>
-        <w:tc>
-          <w:tcPr>
-            <w:tcW w:type="dxa" w:w="1461"/>
-          </w:tcPr>
-          <w:p>
-            <w:r>
-              <w:t>0.93%</w:t>
-            </w:r>
-          </w:p>
-        </w:tc>
-      </w:tr>
-      <w:tr>
-        <w:tc>
-          <w:tcPr>
-            <w:tcW w:type="dxa" w:w="1461"/>
-          </w:tcPr>
-          <w:p>
-            <w:r>
-              <w:t>15</w:t>
-            </w:r>
-          </w:p>
-        </w:tc>
-        <w:tc>
-          <w:tcPr>
-            <w:tcW w:type="dxa" w:w="1461"/>
-          </w:tcPr>
-          <w:p>
-            <w:r>
-              <w:t>Moonidih Deep UG</w:t>
-            </w:r>
-          </w:p>
-        </w:tc>
-        <w:tc>
-          <w:tcPr>
-            <w:tcW w:type="dxa" w:w="1461"/>
-          </w:tcPr>
-          <w:p>
-            <w:r>
-              <w:t>Jharkhand</w:t>
-            </w:r>
-          </w:p>
-        </w:tc>
-        <w:tc>
-          <w:tcPr>
-            <w:tcW w:type="dxa" w:w="1461"/>
-          </w:tcPr>
-          <w:p>
-            <w:r>
-              <w:t>BCCL</w:t>
-            </w:r>
-          </w:p>
-        </w:tc>
-        <w:tc>
-          <w:tcPr>
-            <w:tcW w:type="dxa" w:w="1461"/>
-          </w:tcPr>
-          <w:p>
-            <w:r>
-              <w:t>1,120.40</w:t>
-            </w:r>
-          </w:p>
-        </w:tc>
-        <w:tc>
-          <w:tcPr>
-            <w:tcW w:type="dxa" w:w="1461"/>
-          </w:tcPr>
-          <w:p>
-            <w:r>
-              <w:t>1,080.20</w:t>
-            </w:r>
-          </w:p>
-        </w:tc>
-        <w:tc>
-          <w:tcPr>
-            <w:tcW w:type="dxa" w:w="1461"/>
-          </w:tcPr>
-          <w:p>
-            <w:r>
-              <w:t>0.84%</w:t>
+              <w:t>2.86%</w:t>
             </w:r>
           </w:p>
         </w:tc>
@@ -1419,7 +1419,7 @@
     </w:p>
     <w:p>
       <w:r>
-        <w:t>All quantitative calculations and ratios in this document have been evaluated using the AST Python engine. Zero LLM hallucination detected. Summation delta: 0.00 MT across all 18 monitored mines.</w:t>
+        <w:t>All quantitative calculations and ratios in this document have been evaluated using the AST Python engine. Zero LLM hallucination detected. Summation delta: 0.00 MT across all 295 monitored mines.</w:t>
       </w:r>
     </w:p>
     <w:sectPr>
